--- a/courts/ninth-circuit/alaska/state/supreme-court/amicus-brief/usage/OUTPUT-amicus-brief.docx
+++ b/courts/ninth-circuit/alaska/state/supreme-court/amicus-brief/usage/OUTPUT-amicus-brief.docx
@@ -1799,7 +1799,7 @@
         <w:tab/>
       </w:r>
       <w:r>
-        <w:t xml:space="preserve">33</w:t>
+        <w:t xml:space="preserve">34</w:t>
       </w:r>
     </w:p>
     <w:p>
@@ -2141,7 +2141,7 @@
         <w:pStyle w:val="BodyText"/>
       </w:pPr>
       <w:r>
-        <w:t xml:space="preserve">The testimony of the three witnesses to the incident—Mr. Olson, Officer Joseph, and Officer Simon—differed on several points. Mr. Olson and the officers testified to very different circumstances regarding the nature of the tasing and Mr. Olson’s resistance. Mr. Olson admitted to kicking “in the beginning” but testified that the officers “continued to tase [him ] after [he] stopped resisting and became compliant.” [Tr. 646]; [Tr. 652</w:t>
+        <w:t xml:space="preserve">The testimony of the three witnesses to the incident—Mr. Olson, Officer Joseph, and Officer Simon—differed on several points. Mr. Olson and the officers testified to very different circumstances regarding the nature of the tasing and Mr. Olson’s resistance. Mr. Olson admitted to kicking “in the beginning” but testified that the officers “continued to tase [him ] after [he] stopped resisting and became compliant.” [Tr. 646]; [Tr. 652</w:t>
       </w:r>
       <w:r>
         <w:noBreakHyphen/>
@@ -6973,7 +6973,7 @@
         <w:t xml:space="preserve"> </w:t>
       </w:r>
       <w:r>
-        <w:t xml:space="preserve">Indeed, the individual’s posture is an aspect of the Graham factors regarding “whether the suspect poses an immediate threat to the safety of the officers or others and whether he is . . . attempting to evade arrest by flight.”</w:t>
+        <w:t xml:space="preserve">Indeed, the individual’s posture is an aspect of the Graham factors regarding “whether the suspect poses an immediate threat to the safety of the officers or others and whether he is . . . attempting to evade arrest by flight.”</w:t>
       </w:r>
       <w:r>
         <w:rPr>
@@ -8100,7 +8100,7 @@
         <w:t xml:space="preserve"> </w:t>
       </w:r>
       <w:r>
-        <w:t xml:space="preserve">Contrast [Tr. 1193] (“[T]here is a difference of fact between their side and our side and the difference of fact is whether or not he was still actively resisting. Actively resisting. If he was actively resisting, we were entitled to use a taser on him. If he was not actively resisting, we were not entitled to use the taser.”) with [Tr. 1275] (“We did have the testimony of Mr. Olson who admitted on the stand that he resisted to the end. . . .”).</w:t>
+        <w:t xml:space="preserve">Contrast [Tr. 1193] (“[T]here is a difference of fact between their side and our side and the difference of fact is whether or not he was still actively resisting. Actively resisting. If he was actively resisting, we were entitled to use a taser on him. If he was not actively resisting, we were not entitled to use the taser.”) with [Tr. 1275] (“We did have the testimony of Mr. Olson who admitted on the stand that he resisted to the end. . . .”).</w:t>
       </w:r>
     </w:p>
   </w:footnote>
@@ -8739,7 +8739,7 @@
         <w:t xml:space="preserve"> </w:t>
       </w:r>
       <w:r>
-        <w:t xml:space="preserve">The Department of Justice recommends that officers using tasers should “stop to assess the situation” after each cycle of electricity. U.S. Dep’t of Justice, Letter to Orange County Sherriff’s Office, August 20, 2008, at 11 available at http://www.justice.gov/​crt/​about/​spl/​documents/​orangecty_ta_ltr.pdf [“DOJ letter”]. The Department of Justice also notes that: “As subjects are often unable to hear or respond to commands during the cycling of the ECW [Electronic Control Weapon], it is ineffective to give commands while deploying the ECW, as deputies may mistakenly interpret the subject’s failure to respond to commands as active physical resistance.” Id.</w:t>
+        <w:t xml:space="preserve">The Department of Justice recommends that officers using tasers should “stop to assess the situation” after each cycle of electricity. U.S. Dep’t of Justice, Letter to Orange County Sherriff’s Office, August 20, 2008, at 11 available at http://​www.​justice.​gov/​crt/​about/​spl/​documents/​orangecty_ta_ltr.​pdf [“DOJ letter”]. The Department of Justice also notes that: “As subjects are often unable to hear or respond to commands during the cycling of the ECW [Electronic Control Weapon], it is ineffective to give commands while deploying the ECW, as deputies may mistakenly interpret the subject’s failure to respond to commands as active physical resistance.” Id.</w:t>
       </w:r>
     </w:p>
   </w:footnote>
@@ -9663,6 +9663,7 @@
     <w:unhideWhenUsed/>
     <w:qFormat/>
     <w:pPr>
+      <w:keepLines/>
       <w:spacing w:before="0" w:after="140" w:line="299" w:lineRule="exact"/>
     </w:pPr>
     <w:rPr>
@@ -9913,6 +9914,33 @@
     <w:pPr>
       <w:spacing w:before="0" w:after="0" w:line="299" w:lineRule="exact"/>
       <w:ind w:left="2160" w:hanging="720"/>
+    </w:pPr>
+  </w:style>
+  <w:style w:type="paragraph" w:customStyle="1" w:styleId="XdQuoteList1">
+    <w:name w:val="Xd Quote List 1"/>
+    <w:basedOn w:val="Normal"/>
+    <w:qFormat/>
+    <w:pPr>
+      <w:spacing w:before="0" w:after="0" w:line="299" w:lineRule="exact"/>
+      <w:ind w:left="1440" w:right="720" w:hanging="720"/>
+    </w:pPr>
+  </w:style>
+  <w:style w:type="paragraph" w:customStyle="1" w:styleId="XdQuoteList2">
+    <w:name w:val="Xd Quote List 2"/>
+    <w:basedOn w:val="Normal"/>
+    <w:qFormat/>
+    <w:pPr>
+      <w:spacing w:before="0" w:after="0" w:line="299" w:lineRule="exact"/>
+      <w:ind w:left="2160" w:right="720" w:hanging="720"/>
+    </w:pPr>
+  </w:style>
+  <w:style w:type="paragraph" w:customStyle="1" w:styleId="XdQuoteList3">
+    <w:name w:val="Xd Quote List 3"/>
+    <w:basedOn w:val="Normal"/>
+    <w:qFormat/>
+    <w:pPr>
+      <w:spacing w:before="0" w:after="0" w:line="299" w:lineRule="exact"/>
+      <w:ind w:left="2880" w:right="720" w:hanging="720"/>
     </w:pPr>
   </w:style>
   <w:style w:type="paragraph" w:customStyle="1" w:styleId="XdList1">

--- a/courts/ninth-circuit/alaska/state/supreme-court/amicus-brief/usage/OUTPUT-amicus-brief.docx
+++ b/courts/ninth-circuit/alaska/state/supreme-court/amicus-brief/usage/OUTPUT-amicus-brief.docx
@@ -2141,7 +2141,7 @@
         <w:pStyle w:val="BodyText"/>
       </w:pPr>
       <w:r>
-        <w:t xml:space="preserve">The testimony of the three witnesses to the incident—Mr. Olson, Officer Joseph, and Officer Simon—differed on several points. Mr. Olson and the officers testified to very different circumstances regarding the nature of the tasing and Mr. Olson’s resistance. Mr. Olson admitted to kicking “in the beginning” but testified that the officers “continued to tase [him ] after [he] stopped resisting and became compliant.” [Tr. 646]; [Tr. 652</w:t>
+        <w:t xml:space="preserve">The testimony of the three witnesses to the incident—Mr. Olson, Officer Joseph, and Officer Simon—differed on several points. Mr. Olson and the officers testified to very different circumstances regarding the nature of the tasing and Mr. Olson’s resistance. Mr. Olson admitted to kicking “in the beginning” but testified that the officers “continued to tase [him ⁠] after [he] stopped resisting and became compliant.” [Tr. 646]; [Tr. 652</w:t>
       </w:r>
       <w:r>
         <w:noBreakHyphen/>
@@ -6973,7 +6973,7 @@
         <w:t xml:space="preserve"> </w:t>
       </w:r>
       <w:r>
-        <w:t xml:space="preserve">Indeed, the individual’s posture is an aspect of the Graham factors regarding “whether the suspect poses an immediate threat to the safety of the officers or others and whether he is . . . attempting to evade arrest by flight.”</w:t>
+        <w:t xml:space="preserve">Indeed, the individual’s posture is an aspect of the Graham factors regarding “whether the suspect poses an immediate threat to the safety of the officers or others and whether he is ⁠. ⁠. ⁠. attempting to evade arrest by flight.”</w:t>
       </w:r>
       <w:r>
         <w:rPr>
@@ -8100,7 +8100,7 @@
         <w:t xml:space="preserve"> </w:t>
       </w:r>
       <w:r>
-        <w:t xml:space="preserve">Contrast [Tr. 1193] (“[T]here is a difference of fact between their side and our side and the difference of fact is whether or not he was still actively resisting. Actively resisting. If he was actively resisting, we were entitled to use a taser on him. If he was not actively resisting, we were not entitled to use the taser.”) with [Tr. 1275] (“We did have the testimony of Mr. Olson who admitted on the stand that he resisted to the end. . . .”).</w:t>
+        <w:t xml:space="preserve">Contrast [Tr. 1193] (“[T]here is a difference of fact between their side and our side and the difference of fact is whether or not he was still actively resisting. Actively resisting. If he was actively resisting, we were entitled to use a taser on him. If he was not actively resisting, we were not entitled to use the taser.”) with [Tr. 1275] (“We did have the testimony of Mr. Olson who admitted on the stand that he resisted to the end. ⁠. ⁠. ⁠.”).</w:t>
       </w:r>
     </w:p>
   </w:footnote>

--- a/courts/ninth-circuit/alaska/state/supreme-court/amicus-brief/usage/OUTPUT-amicus-brief.docx
+++ b/courts/ninth-circuit/alaska/state/supreme-court/amicus-brief/usage/OUTPUT-amicus-brief.docx
@@ -181,9 +181,7 @@
           <w:b/>
           <w:bCs/>
         </w:rPr>
-        <w:t xml:space="preserve">S</w:t>
-        <w:noBreakHyphen/>
-        <w:t xml:space="preserve">14920</w:t>
+        <w:t xml:space="preserve">S-⁠14920</w:t>
       </w:r>
     </w:p>
     <w:p>
@@ -211,11 +209,7 @@
         <w:t xml:space="preserve"> </w:t>
       </w:r>
       <w:r>
-        <w:t xml:space="preserve">4BE</w:t>
-        <w:noBreakHyphen/>
-        <w:t xml:space="preserve">07</w:t>
-        <w:noBreakHyphen/>
-        <w:t xml:space="preserve">00026</w:t>
+        <w:t xml:space="preserve">4BE-⁠07-⁠00026</w:t>
       </w:r>
       <w:r>
         <w:t xml:space="preserve"> </w:t>
@@ -825,9 +819,7 @@
         <w:t xml:space="preserve"> </w:t>
       </w:r>
       <w:r>
-        <w:t xml:space="preserve">258</w:t>
-        <w:noBreakHyphen/>
-        <w:t xml:space="preserve">0044</w:t>
+        <w:t xml:space="preserve">258-⁠0044</w:t>
       </w:r>
     </w:p>
     <w:p>
@@ -849,9 +841,7 @@
         <w:t xml:space="preserve"> </w:t>
       </w:r>
       <w:r>
-        <w:t xml:space="preserve">258</w:t>
-        <w:noBreakHyphen/>
-        <w:t xml:space="preserve">0228</w:t>
+        <w:t xml:space="preserve">258-⁠0228</w:t>
       </w:r>
     </w:p>
     <w:p>
@@ -2077,19 +2067,7 @@
         <w:pStyle w:val="BodyText"/>
       </w:pPr>
       <w:r>
-        <w:t xml:space="preserve">Around 4:00 AM on December 26, 2006, Hooper Bay Police Officers Nathan Joseph and Dmitri Oaks arrived at Mr. Olson’s home in the town of Hooper Bay, Alaska to conduct a welfare check. [Tr. 493]; [Tr. 797</w:t>
-      </w:r>
-      <w:r>
-        <w:noBreakHyphen/>
-      </w:r>
-      <w:r>
-        <w:t xml:space="preserve">98]. They discovered Thomas Olson and Peter Olson inside, asleep. The officers also discovered several of Thomas Olson’s young children awake in the house. Believing the men to be intoxicated, the officers placed both men in handcuffs with their hands behind their backs. [Tr. 807</w:t>
-      </w:r>
-      <w:r>
-        <w:noBreakHyphen/>
-      </w:r>
-      <w:r>
-        <w:t xml:space="preserve">809]. The two officers called for a third officer, Charles Simon, to come to the scene. He arrived after Officer Joseph and Officer Oaks had handcuffed both men.</w:t>
+        <w:t xml:space="preserve">Around 4:00 AM on December 26, 2006, Hooper Bay Police Officers Nathan Joseph and Dmitri Oaks arrived at Mr. Olson’s home in the town of Hooper Bay, Alaska to conduct a welfare check. [Tr. 493]; [Tr. 797-⁠98]. They discovered Thomas Olson and Peter Olson inside, asleep. The officers also discovered several of Thomas Olson’s young children awake in the house. Believing the men to be intoxicated, the officers placed both men in handcuffs with their hands behind their backs. [Tr. 807-⁠809]. The two officers called for a third officer, Charles Simon, to come to the scene. He arrived after Officer Joseph and Officer Oaks had handcuffed both men.</w:t>
       </w:r>
     </w:p>
     <w:p>
@@ -2105,13 +2083,7 @@
         <w:pStyle w:val="BodyText"/>
       </w:pPr>
       <w:r>
-        <w:t xml:space="preserve">Mr. Olson testified at trial that Officers Joseph and Simon then tasered him roughly 16 to 18 times. [Tr. 506]. Mr. Olson further stated that he received roughly 15 tasings within about a minute or a minute and a half. [Tr. 506</w:t>
-      </w:r>
-      <w:r>
-        <w:noBreakHyphen/>
-      </w:r>
-      <w:r>
-        <w:t xml:space="preserve">507].</w:t>
+        <w:t xml:space="preserve">Mr. Olson testified at trial that Officers Joseph and Simon then tasered him roughly 16 to 18 times. [Tr. 506]. Mr. Olson further stated that he received roughly 15 tasings within about a minute or a minute and a half. [Tr. 506-⁠507].</w:t>
       </w:r>
     </w:p>
     <w:p>
@@ -2127,13 +2099,7 @@
         <w:pStyle w:val="BodyText"/>
       </w:pPr>
       <w:r>
-        <w:t xml:space="preserve">After Officer Simon used his taser on Mr. Olson, Officer Joseph testified that he also used his taser on Mr. Olson. Officer Joseph testified that he began by shooting the prongs of his taser at Mr. Olson’s right shoulder and discharged the taser for 5 seconds. [Tr. 813]. He discharged his taser from a distance two more times. [Tr. 814]. He then applied the taser directly to Mr. Olson at least two or three more times on his back. [Tr. 815</w:t>
-      </w:r>
-      <w:r>
-        <w:noBreakHyphen/>
-      </w:r>
-      <w:r>
-        <w:t xml:space="preserve">17].</w:t>
+        <w:t xml:space="preserve">After Officer Simon used his taser on Mr. Olson, Officer Joseph testified that he also used his taser on Mr. Olson. Officer Joseph testified that he began by shooting the prongs of his taser at Mr. Olson’s right shoulder and discharged the taser for 5 seconds. [Tr. 813]. He discharged his taser from a distance two more times. [Tr. 814]. He then applied the taser directly to Mr. Olson at least two or three more times on his back. [Tr. 815-⁠17].</w:t>
       </w:r>
     </w:p>
     <w:p>
@@ -2141,25 +2107,7 @@
         <w:pStyle w:val="BodyText"/>
       </w:pPr>
       <w:r>
-        <w:t xml:space="preserve">The testimony of the three witnesses to the incident—Mr. Olson, Officer Joseph, and Officer Simon—differed on several points. Mr. Olson and the officers testified to very different circumstances regarding the nature of the tasing and Mr. Olson’s resistance. Mr. Olson admitted to kicking “in the beginning” but testified that the officers “continued to tase [him ⁠] after [he] stopped resisting and became compliant.” [Tr. 646]; [Tr. 652</w:t>
-      </w:r>
-      <w:r>
-        <w:noBreakHyphen/>
-      </w:r>
-      <w:r>
-        <w:t xml:space="preserve">53]. Officer Joseph, however, testified that Mr. Olson was not tased after he ceased resisting. [Tr. 905]. The witnesses also disagreed somewhat on the number of tasings: Mr. Olson testified that he was tasered 16 to18 times in total, while Officer Joseph and Officer Simon admitted to 12</w:t>
-      </w:r>
-      <w:r>
-        <w:noBreakHyphen/>
-      </w:r>
-      <w:r>
-        <w:t xml:space="preserve">13 tasings between them. [Tr. 469];[Tr. 715- 718]; [Tr. 815</w:t>
-      </w:r>
-      <w:r>
-        <w:noBreakHyphen/>
-      </w:r>
-      <w:r>
-        <w:t xml:space="preserve">16]. The witnesses also disagreed on how many tasings were effective. Mr. Olson indicated that essentially all of the tasings during the concentrated minute or minute and a half of tasings were effective and rated the pain caused by them as a seven on a scale of one to ten. [Tr. 512]. Officer Joseph testified only that the “the very last” tasing was effective. [Tr. 878].</w:t>
+        <w:t xml:space="preserve">The testimony of the three witnesses to the incident—Mr. Olson, Officer Joseph, and Officer Simon—differed on several points. Mr. Olson and the officers testified to very different circumstances regarding the nature of the tasing and Mr. Olson’s resistance. Mr. Olson admitted to kicking “in the beginning” but testified that the officers “continued to tase [him ⁠] after [he] stopped resisting and became compliant.” [Tr. 646]; [Tr. 652-⁠53]. Officer Joseph, however, testified that Mr. Olson was not tased after he ceased resisting. [Tr. 905]. The witnesses also disagreed somewhat on the number of tasings: Mr. Olson testified that he was tasered 16 to18 times in total, while Officer Joseph and Officer Simon admitted to 12-⁠13 tasings between them. [Tr. 469];[Tr. 715- 718]; [Tr. 815-⁠16]. The witnesses also disagreed on how many tasings were effective. Mr. Olson indicated that essentially all of the tasings during the concentrated minute or minute and a half of tasings were effective and rated the pain caused by them as a seven on a scale of one to ten. [Tr. 512]. Officer Joseph testified only that the “the very last” tasing was effective. [Tr. 878].</w:t>
       </w:r>
     </w:p>
     <w:p>
@@ -2259,13 +2207,7 @@
         <w:pStyle w:val="BodyText"/>
       </w:pPr>
       <w:r>
-        <w:t xml:space="preserve">At the close of evidence, Hooper Bay filed a motion for a directed verdict under Rule 50(a), which the Superior Court denied, on the grounds that too many material facts were in dispute. [Tr. 1100]. At trial, the jury found for the plaintiff, judged Mr. Olson to be 30% responsible for his injuries, and awarded $250,000 in past compensatory damages and $250,000 in future compensatory damages. [Exc. 140</w:t>
-      </w:r>
-      <w:r>
-        <w:noBreakHyphen/>
-      </w:r>
-      <w:r>
-        <w:t xml:space="preserve">42]. Hooper Bay filed a motion for a mistrial and a supplemental memorandum on the issue of qualified immunity; however, to the best of the amicus’s knowledge, Hooper Bay never filed a motion for a judgment notwithstanding the verdict citing Civil Rule 50(b). Nevertheless, the Superior Court granted judgment notwithstanding the verdict a few months later, finding that, in light of the trial evidence and the assignment of partial responsibility to Mr. Olson by the jury, the defense of qualified immunity attached to Hooper Bay. The Superior Court entered a modified final judgment in favor of Hooper Bay.</w:t>
+        <w:t xml:space="preserve">At the close of evidence, Hooper Bay filed a motion for a directed verdict under Rule 50(a), which the Superior Court denied, on the grounds that too many material facts were in dispute. [Tr. 1100]. At trial, the jury found for the plaintiff, judged Mr. Olson to be 30% responsible for his injuries, and awarded $250,000 in past compensatory damages and $250,000 in future compensatory damages. [Exc. 140-⁠42]. Hooper Bay filed a motion for a mistrial and a supplemental memorandum on the issue of qualified immunity; however, to the best of the amicus’s knowledge, Hooper Bay never filed a motion for a judgment notwithstanding the verdict citing Civil Rule 50(b). Nevertheless, the Superior Court granted judgment notwithstanding the verdict a few months later, finding that, in light of the trial evidence and the assignment of partial responsibility to Mr. Olson by the jury, the defense of qualified immunity attached to Hooper Bay. The Superior Court entered a modified final judgment in favor of Hooper Bay.</w:t>
       </w:r>
     </w:p>
     <w:p>
@@ -3081,13 +3023,7 @@
         <w:pStyle w:val="BodyText"/>
       </w:pPr>
       <w:r>
-        <w:t xml:space="preserve">The Superior Court instead discussed the facts of the case in its post-verdict decision by “beginning with the officers’ perspectives and perceptions at trial.” [Exc. 342]. The Superior Court’s opinion then exhaustively discussed the officers’ testimony for three pages. [Exc. 342</w:t>
-      </w:r>
-      <w:r>
-        <w:noBreakHyphen/>
-      </w:r>
-      <w:r>
-        <w:t xml:space="preserve">45]. The Superior Court briefly disposed of Mr. Olson’s testimony in a few sentences, stating that his testimony varied on “whether Plaintiff continued physical resistance after the initial deployments of the taser, or ceased physical resistance and remained passive though verbally non-compliant while handcuffed on the floor.” [Exc. 345].</w:t>
+        <w:t xml:space="preserve">The Superior Court instead discussed the facts of the case in its post-verdict decision by “beginning with the officers’ perspectives and perceptions at trial.” [Exc. 342]. The Superior Court’s opinion then exhaustively discussed the officers’ testimony for three pages. [Exc. 342-⁠45]. The Superior Court briefly disposed of Mr. Olson’s testimony in a few sentences, stating that his testimony varied on “whether Plaintiff continued physical resistance after the initial deployments of the taser, or ceased physical resistance and remained passive though verbally non-compliant while handcuffed on the floor.” [Exc. 345].</w:t>
       </w:r>
     </w:p>
     <w:p>
@@ -3095,13 +3031,7 @@
         <w:pStyle w:val="BodyText"/>
       </w:pPr>
       <w:r>
-        <w:t xml:space="preserve">The Superior Court’s review of the evidence represents exactly what a Superior Court should not do in evaluating evidence for the purposes of entering judgment notwithstanding a verdict. Only three fact witnesses testified who observed the use of force by the officers on Mr. Olson: Officer Joseph, Officer Simon, and Mr. Olson. As recited above, the officers’ “perspectives and perceptions” were dramatically different from Mr. Olson’s testimony. Perhaps most importantly, Mr. Olson testified that the officers continued to tase him after he ceased resisting. [Tr. 652</w:t>
-      </w:r>
-      <w:r>
-        <w:noBreakHyphen/>
-      </w:r>
-      <w:r>
-        <w:t xml:space="preserve">53]. However, the Superior Court instead took notice of the fact that Officer Joseph testified that Mr. Olson continued to resist until the last tasing. [Exc. 345]. The Superior Court stated that “parts of Mr. Olson’s testimony conflict with that of the officers on” that issue. [Exc. 346].</w:t>
+        <w:t xml:space="preserve">The Superior Court’s review of the evidence represents exactly what a Superior Court should not do in evaluating evidence for the purposes of entering judgment notwithstanding a verdict. Only three fact witnesses testified who observed the use of force by the officers on Mr. Olson: Officer Joseph, Officer Simon, and Mr. Olson. As recited above, the officers’ “perspectives and perceptions” were dramatically different from Mr. Olson’s testimony. Perhaps most importantly, Mr. Olson testified that the officers continued to tase him after he ceased resisting. [Tr. 652-⁠53]. However, the Superior Court instead took notice of the fact that Officer Joseph testified that Mr. Olson continued to resist until the last tasing. [Exc. 345]. The Superior Court stated that “parts of Mr. Olson’s testimony conflict with that of the officers on” that issue. [Exc. 346].</w:t>
       </w:r>
     </w:p>
     <w:p>
@@ -3585,19 +3515,7 @@
         <w:pStyle w:val="BodyTextNote"/>
       </w:pPr>
       <w:r>
-        <w:t xml:space="preserve">Mr. Olson testified that he was no longer resisting at the time of the last shocks, while Officer Joseph flatly stated that his resistance continued until the last shock. [Tr. 652</w:t>
-      </w:r>
-      <w:r>
-        <w:noBreakHyphen/>
-      </w:r>
-      <w:r>
-        <w:t xml:space="preserve">53]; [Tr. 904</w:t>
-      </w:r>
-      <w:r>
-        <w:noBreakHyphen/>
-      </w:r>
-      <w:r>
-        <w:t xml:space="preserve">05]. Absent from the argument of defense counsel is a theory in which Mr. Olson may have moved his body in a way that the officers reasonably mistook for continued resistance. In fact, Hooper Bay actively sought to debunk any such theory. [Exc. 217] (obtaining denial from plaintiff’s expert that involuntary muscle movements were a consequence of tasing). Instead, Hooper Bay pursued a theory of liability in which either the officers were telling the truth and Mr. Olson was lying, which the Superior Court could not entertain taking evidence in the “light most favorable to the movant”; alternately, Hooper Bay elsewhere suggested both the officers and Mr. Olson agreed he continued to resist until the final tasing, which was not clearly supported by the record and contradicted by some of Mr. Olson’s testimony, as previously described.</w:t>
+        <w:t xml:space="preserve">Mr. Olson testified that he was no longer resisting at the time of the last shocks, while Officer Joseph flatly stated that his resistance continued until the last shock. [Tr. 652-⁠53]; [Tr. 904-⁠05]. Absent from the argument of defense counsel is a theory in which Mr. Olson may have moved his body in a way that the officers reasonably mistook for continued resistance. In fact, Hooper Bay actively sought to debunk any such theory. [Exc. 217] (obtaining denial from plaintiff’s expert that involuntary muscle movements were a consequence of tasing). Instead, Hooper Bay pursued a theory of liability in which either the officers were telling the truth and Mr. Olson was lying, which the Superior Court could not entertain taking evidence in the “light most favorable to the movant”; alternately, Hooper Bay elsewhere suggested both the officers and Mr. Olson agreed he continued to resist until the final tasing, which was not clearly supported by the record and contradicted by some of Mr. Olson’s testimony, as previously described.</w:t>
       </w:r>
       <w:r>
         <w:rPr>
@@ -4157,13 +4075,7 @@
         <w:pStyle w:val="BodyTextNote"/>
       </w:pPr>
       <w:r>
-        <w:t xml:space="preserve">Had the Superior Court followed the law and construed the evidence in the light most favorable to Mr. Olson, the Superior Court would have found that Mr. Olson’s testimony established that the officers “continued to tase [him] after [he] stopped resisting and became compliant.” [Tr. 652</w:t>
-      </w:r>
-      <w:r>
-        <w:noBreakHyphen/>
-      </w:r>
-      <w:r>
-        <w:t xml:space="preserve">53]. The use of force against an individual who has stopped resisting is clearly unconstitutional.</w:t>
+        <w:t xml:space="preserve">Had the Superior Court followed the law and construed the evidence in the light most favorable to Mr. Olson, the Superior Court would have found that Mr. Olson’s testimony established that the officers “continued to tase [him] after [he] stopped resisting and became compliant.” [Tr. 652-⁠53]. The use of force against an individual who has stopped resisting is clearly unconstitutional.</w:t>
       </w:r>
       <w:r>
         <w:rPr>
@@ -4175,13 +4087,7 @@
         <w:t xml:space="preserve"> </w:t>
       </w:r>
       <w:r>
-        <w:t xml:space="preserve">The evidence, viewed in the light most favorable to Mr. Olson and the verdict in his favor, supports the notion that officers continued to tase Mr. Olson after he became compliant. The Court need not wade into a thicket of qualified immunity analysis regarding taser usage, since no party could or would insist that a reasonable police officer would believe that he could legally use continue to use force, including a taser, against a person who “stopped resisting and became compliant.” [Tr. 652</w:t>
-      </w:r>
-      <w:r>
-        <w:noBreakHyphen/>
-      </w:r>
-      <w:r>
-        <w:t xml:space="preserve">53]. Since the jury could have reached its verdict by finding that Mr. Olson truthfully testified that the officers continued to tase him after he ceased resisting, the court erred in granting judgment notwithstanding the verdict on the basis of Hooper Bay’s qualified immunity defense.</w:t>
+        <w:t xml:space="preserve">The evidence, viewed in the light most favorable to Mr. Olson and the verdict in his favor, supports the notion that officers continued to tase Mr. Olson after he became compliant. The Court need not wade into a thicket of qualified immunity analysis regarding taser usage, since no party could or would insist that a reasonable police officer would believe that he could legally use continue to use force, including a taser, against a person who “stopped resisting and became compliant.” [Tr. 652-⁠53]. Since the jury could have reached its verdict by finding that Mr. Olson truthfully testified that the officers continued to tase him after he ceased resisting, the court erred in granting judgment notwithstanding the verdict on the basis of Hooper Bay’s qualified immunity defense.</w:t>
       </w:r>
     </w:p>
     <w:p>
@@ -5595,19 +5501,7 @@
         <w:pStyle w:val="BodyText"/>
       </w:pPr>
       <w:r>
-        <w:t xml:space="preserve">The taser is a weapon that can be used in two ways. The taser can be applied at a distance in “dart” mode, where a cartridge of electrified probes are shot at a subject while the prongs remain attached to the taser by wire. Successfully deployed, the taser can cause total muscular incapacitation in the subject in dart mode, often resulting in temporary immobility. [Tr. 938</w:t>
-      </w:r>
-      <w:r>
-        <w:noBreakHyphen/>
-      </w:r>
-      <w:r>
-        <w:t xml:space="preserve">39]. The taser can also be deployed in “drive stun” mode, where the taser itself is pushed into direct contact with the skin or clothing; the taser will generally not cause total muscular incapacitation, unless the direct contact with the subject completes the circuit in a previously unsuccessful dart mode deployment. [Tr. 916</w:t>
-      </w:r>
-      <w:r>
-        <w:noBreakHyphen/>
-      </w:r>
-      <w:r>
-        <w:t xml:space="preserve">17].</w:t>
+        <w:t xml:space="preserve">The taser is a weapon that can be used in two ways. The taser can be applied at a distance in “dart” mode, where a cartridge of electrified probes are shot at a subject while the prongs remain attached to the taser by wire. Successfully deployed, the taser can cause total muscular incapacitation in the subject in dart mode, often resulting in temporary immobility. [Tr. 938-⁠39]. The taser can also be deployed in “drive stun” mode, where the taser itself is pushed into direct contact with the skin or clothing; the taser will generally not cause total muscular incapacitation, unless the direct contact with the subject completes the circuit in a previously unsuccessful dart mode deployment. [Tr. 916-⁠17].</w:t>
       </w:r>
     </w:p>
     <w:p>
@@ -5627,13 +5521,7 @@
         <w:t xml:space="preserve"> </w:t>
       </w:r>
       <w:r>
-        <w:t xml:space="preserve">It “has the potential to cause physical problems with the person, depending upon where they are Tased.” Id. “There are different levels of pain. And, you know, it’s just generally accepted that the Taser is a mid- to higher-range rather than lower range.” [Exc. 213]. The electrical heat associated with the taser deployment typically causes a first- or second-degree burn. [Tr. 968</w:t>
-      </w:r>
-      <w:r>
-        <w:noBreakHyphen/>
-      </w:r>
-      <w:r>
-        <w:t xml:space="preserve">69]. The 25 taser burns on Mr. Olson were “second and possibly at the very core, third degree burns or full thickness burns.” [Tr. 404, 406].</w:t>
+        <w:t xml:space="preserve">It “has the potential to cause physical problems with the person, depending upon where they are Tased.” Id. “There are different levels of pain. And, you know, it’s just generally accepted that the Taser is a mid- to higher-range rather than lower range.” [Exc. 213]. The electrical heat associated with the taser deployment typically causes a first- or second-degree burn. [Tr. 968-⁠69]. The 25 taser burns on Mr. Olson were “second and possibly at the very core, third degree burns or full thickness burns.” [Tr. 404, 406].</w:t>
       </w:r>
     </w:p>
     <w:p>
@@ -6007,13 +5895,7 @@
         <w:t xml:space="preserve"> </w:t>
       </w:r>
       <w:r>
-        <w:t xml:space="preserve">Thus, the fact that Mr. Olson was clearly restrained at the time he was tasered 16 to 18 times, in the absence of uncontested fact or a conclusive finding by the jury that Mr. Olson was engaged in more than struggling conduct, precludes a finding of qualified immunity post-trial. A reasonable officer would have known, based on the nature of the act of tasing a handcuffed man 16</w:t>
-      </w:r>
-      <w:r>
-        <w:noBreakHyphen/>
-      </w:r>
-      <w:r>
-        <w:t xml:space="preserve">18 times, that such an act was unreasonable.</w:t>
+        <w:t xml:space="preserve">Thus, the fact that Mr. Olson was clearly restrained at the time he was tasered 16 to 18 times, in the absence of uncontested fact or a conclusive finding by the jury that Mr. Olson was engaged in more than struggling conduct, precludes a finding of qualified immunity post-trial. A reasonable officer would have known, based on the nature of the act of tasing a handcuffed man 16-⁠18 times, that such an act was unreasonable.</w:t>
       </w:r>
       <w:r>
         <w:rPr>
@@ -6377,25 +6259,7 @@
         <w:t xml:space="preserve"> </w:t>
       </w:r>
       <w:r>
-        <w:t xml:space="preserve">The officers in the present case virtually continuously tased Mr. Olson for a minute or more without allowing him any meaningful opportunity to comply. Even Hooper Bay conceded that all the tasings in question took place within “less than two minutes.” [Tr. 985:2</w:t>
-      </w:r>
-      <w:r>
-        <w:noBreakHyphen/>
-      </w:r>
-      <w:r>
-        <w:t xml:space="preserve">9]. Mr. Olson stated he was tased 15 times within about a minute or a minute and a half. [Tr. 506</w:t>
-      </w:r>
-      <w:r>
-        <w:noBreakHyphen/>
-      </w:r>
-      <w:r>
-        <w:t xml:space="preserve">507]. Taking the evidence in the light most favorable to Mr. Olson, Mr. Olson was tased 15 times in 60 to 90 seconds, or roughly four to six seconds between the initiation of one tase and another on average. A full cycle of tasing runs five seconds, while Officer Simon testified that he used the taser five times in two-second bursts and two more times without specifying how long the taser was shocking Mr. Olson. [Tr. 883]; [Tr. 715</w:t>
-      </w:r>
-      <w:r>
-        <w:noBreakHyphen/>
-      </w:r>
-      <w:r>
-        <w:t xml:space="preserve">17]. Officer Joseph testified that he used his taser in full five- second bursts. [Tr. 814]. The jury could have reasonably inferred that Mr. Olson was subjected to five two-second shocks and ten five-second shocks, which would constitute 60 seconds of direct electric shock.</w:t>
+        <w:t xml:space="preserve">The officers in the present case virtually continuously tased Mr. Olson for a minute or more without allowing him any meaningful opportunity to comply. Even Hooper Bay conceded that all the tasings in question took place within “less than two minutes.” [Tr. 985:2-⁠9]. Mr. Olson stated he was tased 15 times within about a minute or a minute and a half. [Tr. 506-⁠507]. Taking the evidence in the light most favorable to Mr. Olson, Mr. Olson was tased 15 times in 60 to 90 seconds, or roughly four to six seconds between the initiation of one tase and another on average. A full cycle of tasing runs five seconds, while Officer Simon testified that he used the taser five times in two-second bursts and two more times without specifying how long the taser was shocking Mr. Olson. [Tr. 883]; [Tr. 715-⁠17]. Officer Joseph testified that he used his taser in full five- second bursts. [Tr. 814]. The jury could have reasonably inferred that Mr. Olson was subjected to five two-second shocks and ten five-second shocks, which would constitute 60 seconds of direct electric shock.</w:t>
       </w:r>
     </w:p>
     <w:p>
@@ -6403,13 +6267,7 @@
         <w:pStyle w:val="BodyText"/>
       </w:pPr>
       <w:r>
-        <w:t xml:space="preserve">Even if those shocks were administered over 90 seconds, that would, on average, leave two seconds between each shock for Mr. Olson to recover and attempt to comply with the officers’ shouted instructions. Reasonable review of the evidence in the light most favorable to the plaintiff shows that the officers tased Mr. Olson virtually continuously for 60</w:t>
-      </w:r>
-      <w:r>
-        <w:noBreakHyphen/>
-      </w:r>
-      <w:r>
-        <w:t xml:space="preserve">90 seconds without taking more than a couple seconds between each tase to see if he had become compliant. Officer Simon admitted that he knew that a tasered subject could feel dazed for several seconds or even minutes following a tasing. [Tr. 742]. No reasonable officer could think that such virtually continuous tasing, offering Mr. Olson only a few seconds of opportunity to recover and comply between each tasing, was constitutionally appropriate.</w:t>
+        <w:t xml:space="preserve">Even if those shocks were administered over 90 seconds, that would, on average, leave two seconds between each shock for Mr. Olson to recover and attempt to comply with the officers’ shouted instructions. Reasonable review of the evidence in the light most favorable to the plaintiff shows that the officers tased Mr. Olson virtually continuously for 60-⁠90 seconds without taking more than a couple seconds between each tase to see if he had become compliant. Officer Simon admitted that he knew that a tasered subject could feel dazed for several seconds or even minutes following a tasing. [Tr. 742]. No reasonable officer could think that such virtually continuous tasing, offering Mr. Olson only a few seconds of opportunity to recover and comply between each tasing, was constitutionally appropriate.</w:t>
       </w:r>
     </w:p>
     <w:p>
@@ -7497,13 +7355,7 @@
         <w:pStyle w:val="BodyText"/>
       </w:pPr>
       <w:r>
-        <w:t xml:space="preserve">The City of Hooper Bay has a use of force policy specifically restricting the use of the taser on individuals who are “restrained or controlled.” [Exc. 122]. The policy was produced and introduced as an exhibit at trial. [Tr. 927</w:t>
-      </w:r>
-      <w:r>
-        <w:noBreakHyphen/>
-      </w:r>
-      <w:r>
-        <w:t xml:space="preserve">28]. The policy specifically states that the taser “shall not be used on a restrained or controlled subject unless the actions of the subject present an immediate risk of death or great bodily harm or substantial physical struggle that could result in injury to themselves or any other person including the deploying officer.” [Exc. 122]. Green, 246 F. App’x at 163 (holding a reasonable officer would know not to “kick [a subject] when he is already restrained and on the ground”); Diaz v. City of Brownfield, 3 F.3d 440 (5th Cir. 1993) (allegation officers beat a plaintiff who “was lying on the ground in handcuffs” survived motion to dismiss); Tafler v. Dist. of Columbia, 539 F. Supp. 2d 385, 391 (D.D.C. 2008) (rejecting claims of qualified immunity in excessive force case because defendants failed to “adequately address why it was that the level of force employed was needed after Tafler was handcuffed and lying on the ground”) (emphasis in the original).</w:t>
+        <w:t xml:space="preserve">The City of Hooper Bay has a use of force policy specifically restricting the use of the taser on individuals who are “restrained or controlled.” [Exc. 122]. The policy was produced and introduced as an exhibit at trial. [Tr. 927-⁠28]. The policy specifically states that the taser “shall not be used on a restrained or controlled subject unless the actions of the subject present an immediate risk of death or great bodily harm or substantial physical struggle that could result in injury to themselves or any other person including the deploying officer.” [Exc. 122]. Green, 246 F. App’x at 163 (holding a reasonable officer would know not to “kick [a subject] when he is already restrained and on the ground”); Diaz v. City of Brownfield, 3 F.3d 440 (5th Cir. 1993) (allegation officers beat a plaintiff who “was lying on the ground in handcuffs” survived motion to dismiss); Tafler v. Dist. of Columbia, 539 F. Supp. 2d 385, 391 (D.D.C. 2008) (rejecting claims of qualified immunity in excessive force case because defendants failed to “adequately address why it was that the level of force employed was needed after Tafler was handcuffed and lying on the ground”) (emphasis in the original).</w:t>
       </w:r>
     </w:p>
     <w:p>
@@ -7841,13 +7693,7 @@
         <w:t xml:space="preserve"> </w:t>
       </w:r>
       <w:r>
-        <w:t xml:space="preserve">Cameron v. Chang-Craft, 251 P.3d 1008, 1017</w:t>
-      </w:r>
-      <w:r>
-        <w:noBreakHyphen/>
-      </w:r>
-      <w:r>
-        <w:t xml:space="preserve">18 (Alaska 2011) (internal quotations and citations omitted).</w:t>
+        <w:t xml:space="preserve">Cameron v. Chang-Craft, 251 P.3d 1008, 1017-⁠18 (Alaska 2011) (internal quotations and citations omitted).</w:t>
       </w:r>
     </w:p>
   </w:footnote>
@@ -7942,13 +7788,7 @@
         <w:t xml:space="preserve"> </w:t>
       </w:r>
       <w:r>
-        <w:t xml:space="preserve">Cameron, 251 P.3d at 1017</w:t>
-      </w:r>
-      <w:r>
-        <w:noBreakHyphen/>
-      </w:r>
-      <w:r>
-        <w:t xml:space="preserve">18.</w:t>
+        <w:t xml:space="preserve">Cameron, 251 P.3d at 1017-⁠18.</w:t>
       </w:r>
     </w:p>
   </w:footnote>
@@ -8385,13 +8225,7 @@
         <w:t xml:space="preserve"> </w:t>
       </w:r>
       <w:r>
-        <w:t xml:space="preserve">This portion of the excerpt is a transcript of the video deposition of the plaintiff’s expert, Dr. Lyman. The video of the deposition was played in court for the jury in lieu of live testimony. See [Tr. 375</w:t>
-      </w:r>
-      <w:r>
-        <w:noBreakHyphen/>
-      </w:r>
-      <w:r>
-        <w:t xml:space="preserve">76].</w:t>
+        <w:t xml:space="preserve">This portion of the excerpt is a transcript of the video deposition of the plaintiff’s expert, Dr. Lyman. The video of the deposition was played in court for the jury in lieu of live testimony. See [Tr. 375-⁠76].</w:t>
       </w:r>
     </w:p>
   </w:footnote>
@@ -8410,13 +8244,7 @@
         <w:t xml:space="preserve"> </w:t>
       </w:r>
       <w:r>
-        <w:t xml:space="preserve">Bryan v. MacPherson, 630 F.3d 805, 813</w:t>
-      </w:r>
-      <w:r>
-        <w:noBreakHyphen/>
-      </w:r>
-      <w:r>
-        <w:t xml:space="preserve">14 (9th Cir. 2010) (en banc) (listing possible injuries resulting from taser use).</w:t>
+        <w:t xml:space="preserve">Bryan v. MacPherson, 630 F.3d 805, 813-⁠14 (9th Cir. 2010) (en banc) (listing possible injuries resulting from taser use).</w:t>
       </w:r>
     </w:p>
   </w:footnote>
@@ -8435,13 +8263,7 @@
         <w:t xml:space="preserve"> </w:t>
       </w:r>
       <w:r>
-        <w:t xml:space="preserve">Id. at 810</w:t>
-      </w:r>
-      <w:r>
-        <w:noBreakHyphen/>
-      </w:r>
-      <w:r>
-        <w:t xml:space="preserve">11.</w:t>
+        <w:t xml:space="preserve">Id. at 810-⁠11.</w:t>
       </w:r>
     </w:p>
   </w:footnote>
@@ -8479,73 +8301,7 @@
         <w:t xml:space="preserve"> </w:t>
       </w:r>
       <w:r>
-        <w:t xml:space="preserve">See, e.g., Marquez v. City of Phoenix, 693 F.3d 1167, 1172 (9th Cir. 2012) (subject died after 22 discharges of taser), as amended on denial of reh’g (Oct. 4, 2012), cert. denied, 12</w:t>
-      </w:r>
-      <w:r>
-        <w:noBreakHyphen/>
-      </w:r>
-      <w:r>
-        <w:t xml:space="preserve">821, 2013 WL 56045 (U.S. Feb. 25, 2013); Rosa v. Taser Int’l, Inc., 684 F.3d 941, 944 (9th Cir. 2012) (subject died following 8</w:t>
-      </w:r>
-      <w:r>
-        <w:noBreakHyphen/>
-      </w:r>
-      <w:r>
-        <w:t xml:space="preserve">9 tasings); Hagans v. Franklin County Sheriff’s Office, 695 F.3d 505, 507 (6th Cir. 2012) (subject died following 4</w:t>
-      </w:r>
-      <w:r>
-        <w:noBreakHyphen/>
-      </w:r>
-      <w:r>
-        <w:t xml:space="preserve">6 tasings); Oliver, 586 F.3d at 903 (subject died following eight tasings); Landis v. Baker, 297 Fed. Appx. 453, 464 (6th Cir. 2008) (subject died after five cycles of electricity); Abston v. City of Merced, 11</w:t>
-      </w:r>
-      <w:r>
-        <w:noBreakHyphen/>
-      </w:r>
-      <w:r>
-        <w:t xml:space="preserve">16500, 2013 WL 364214 (9th Cir. Jan. 31, 2013) (subject died after four tasings); Lee, 596 F.Supp.2d at 1111 (subject died after 19 tasings); Sanders v. City of Fresno, 551 F.Supp.2d 1149, 1168</w:t>
-      </w:r>
-      <w:r>
-        <w:noBreakHyphen/>
-      </w:r>
-      <w:r>
-        <w:t xml:space="preserve">79 (E.D. Cal. 2008) (subject died following 14 cycles of electricity from tasers); Fontenot v. TASER Int’l, Inc., 3:10CV125- RJC-DCK, 2011 WL 2535016, at *2 (W.D.N.C. June 27, 2011) (subject died after 37 seconds of continuous tasing); Hollman v. County of Suffolk, 06-CV</w:t>
-      </w:r>
-      <w:r>
-        <w:noBreakHyphen/>
-      </w:r>
-      <w:r>
-        <w:t xml:space="preserve">3589 JFB ARL, 2011 WL 280927, at *9 (E.D.N.Y. Jan. 27, 2011) (subject died following five tasings); Carroll v. Harris County, CIV.A. H</w:t>
-      </w:r>
-      <w:r>
-        <w:noBreakHyphen/>
-      </w:r>
-      <w:r>
-        <w:t xml:space="preserve">08</w:t>
-      </w:r>
-      <w:r>
-        <w:noBreakHyphen/>
-      </w:r>
-      <w:r>
-        <w:t xml:space="preserve">2970, 2011 WL 2457935, at *1 (S.D. Tex. May 25, 2011) report and recommendation adopted, 2011 WL 2457517 (S.D. Tex. June 16, 2011) (subject died following 32 tasings by officers); Glowczenski v. Taser Int’l Inc., CV04</w:t>
-      </w:r>
-      <w:r>
-        <w:noBreakHyphen/>
-      </w:r>
-      <w:r>
-        <w:t xml:space="preserve">4052(WDW), 2010 WL 1957289 (E.D.N.Y. May 13, 2010) (death following “several” tasings in drive-stun mode); Estate of Mathis ex rel. Babb v. Kingston, 2009 WL 1033771, at *2 (D. Colo 2009) (subject died after three “dart” strikes and a “drive- stun” of unclear duration); Gonzales v. Kelley, 01</w:t>
-      </w:r>
-      <w:r>
-        <w:noBreakHyphen/>
-      </w:r>
-      <w:r>
-        <w:t xml:space="preserve">10</w:t>
-      </w:r>
-      <w:r>
-        <w:noBreakHyphen/>
-      </w:r>
-      <w:r>
-        <w:t xml:space="preserve">00109-CV, 2010 WL 2650615, at *8 (Tex. App. July 1, 2010) (subject died after seven tasings).</w:t>
+        <w:t xml:space="preserve">See, e.g., Marquez v. City of Phoenix, 693 F.3d 1167, 1172 (9th Cir. 2012) (subject died after 22 discharges of taser), as amended on denial of reh’g (Oct. 4, 2012), cert. denied, 12-⁠821, 2013 WL 56045 (U.S. Feb. 25, 2013); Rosa v. Taser Int’l, Inc., 684 F.3d 941, 944 (9th Cir. 2012) (subject died following 8-⁠9 tasings); Hagans v. Franklin County Sheriff’s Office, 695 F.3d 505, 507 (6th Cir. 2012) (subject died following 4-⁠6 tasings); Oliver, 586 F.3d at 903 (subject died following eight tasings); Landis v. Baker, 297 Fed. Appx. 453, 464 (6th Cir. 2008) (subject died after five cycles of electricity); Abston v. City of Merced, 11-⁠16500, 2013 WL 364214 (9th Cir. Jan. 31, 2013) (subject died after four tasings); Lee, 596 F.Supp.2d at 1111 (subject died after 19 tasings); Sanders v. City of Fresno, 551 F.Supp.2d 1149, 1168-⁠79 (E.D. Cal. 2008) (subject died following 14 cycles of electricity from tasers); Fontenot v. TASER Int’l, Inc., 3:10CV125- RJC-DCK, 2011 WL 2535016, at *2 (W.D.N.C. June 27, 2011) (subject died after 37 seconds of continuous tasing); Hollman v. County of Suffolk, 06-CV-⁠3589 JFB ARL, 2011 WL 280927, at *9 (E.D.N.Y. Jan. 27, 2011) (subject died following five tasings); Carroll v. Harris County, CIV.A. H-⁠08-⁠2970, 2011 WL 2457935, at *1 (S.D. Tex. May 25, 2011) report and recommendation adopted, 2011 WL 2457517 (S.D. Tex. June 16, 2011) (subject died following 32 tasings by officers); Glowczenski v. Taser Int’l Inc., CV04-⁠4052(WDW), 2010 WL 1957289 (E.D.N.Y. May 13, 2010) (death following “several” tasings in drive-stun mode); Estate of Mathis ex rel. Babb v. Kingston, 2009 WL 1033771, at *2 (D. Colo 2009) (subject died after three “dart” strikes and a “drive- stun” of unclear duration); Gonzales v. Kelley, 01-⁠10-⁠00109-CV, 2010 WL 2650615, at *8 (Tex. App. July 1, 2010) (subject died after seven tasings).</w:t>
       </w:r>
     </w:p>
   </w:footnote>
@@ -8564,13 +8320,7 @@
         <w:t xml:space="preserve"> </w:t>
       </w:r>
       <w:r>
-        <w:t xml:space="preserve">Hendricks v. City of Bella Villa, 4:08-CV</w:t>
-      </w:r>
-      <w:r>
-        <w:noBreakHyphen/>
-      </w:r>
-      <w:r>
-        <w:t xml:space="preserve">1836 (CEJ), 2010 WL 3024102, at *5 (E.D. Mo. Aug. 2, 2010) (“In handcuffs, she posed little threat to anyone’s safety.”).</w:t>
+        <w:t xml:space="preserve">Hendricks v. City of Bella Villa, 4:08-CV-⁠1836 (CEJ), 2010 WL 3024102, at *5 (E.D. Mo. Aug. 2, 2010) (“In handcuffs, she posed little threat to anyone’s safety.”).</w:t>
       </w:r>
     </w:p>
   </w:footnote>
@@ -8589,19 +8339,7 @@
         <w:t xml:space="preserve"> </w:t>
       </w:r>
       <w:r>
-        <w:t xml:space="preserve">Bender v. Township of Monroe, 289 Fed. Appx. 526, 527</w:t>
-      </w:r>
-      <w:r>
-        <w:noBreakHyphen/>
-      </w:r>
-      <w:r>
-        <w:t xml:space="preserve">28 (3d Cir. 2008) (holding that there was a fact dispute precluding summary judgment on excessive force claim where plaintiff stated officers had struck him in the face after he was placed in handcuffs, even where plaintiff had pled guilty to kicking the officer while handcuffed); Sallenger v. Oakes, 473 F.3d 731, 740 (7th Cir. 2007) (citing the repeated use of closed- fist blows “after [the subject] was handcuffed” as one factor in rejecting claim of qualified immunity for excessive force) (emphasis added); Champion v. Outlook Nashville, Inc., 380 F.3d 893, 902 (6th Cir. 2004) (noting circuit had continually “held that various types of force applied after the subduing of a suspect are unreasonable and a violation of a clearly established right”); Frazell v. Flanigan, 102 F.3d 877, 884 (7th Cir. 1996) overruled on other grounds by McNair v. Coffey, 279 F.3d 463 (7th Cir. 2002); Lewis v. Downs, 774 F.2d 711,714</w:t>
-      </w:r>
-      <w:r>
-        <w:noBreakHyphen/>
-      </w:r>
-      <w:r>
-        <w:t xml:space="preserve">15 (6th Cir. 1985) (holding that force used before handcuffing was appropriate, but force used after handcuffing was “excessive”) overruled on other grounds, Graham, 490 U.S. at 394; Phelps v. Coy, 164 F. Supp. 2d 961, 973 (S.D. Ohio 2000) (denying summary judgment on qualified immunity grounds in excessive force case for tackling handcuffed prisoner perceived to be kicking at fellow officer); Zempel v. Cygan, 916 F.Supp. 889, 896 (E.D. Wisc. 1996) (holding summary judgment on qualified immunity grounds was inappropriate where plaintiff claimed he had been beaten while handcuffed by police officers); Kerr v. Valle, 903 F. Supp. 595, 599 (S.D.N.Y. 1995) (allegation that officers beat man after he was handcuffed defeated summary judgment on qualified immunity grounds); Martin v. Luckett, 07 C 2800, 2011 WL 1231024, at *6 (N.D. Ill. Mar. 30, 2011) (holding that “after restraining Plaintiff with</w:t>
+        <w:t xml:space="preserve">Bender v. Township of Monroe, 289 Fed. Appx. 526, 527-⁠28 (3d Cir. 2008) (holding that there was a fact dispute precluding summary judgment on excessive force claim where plaintiff stated officers had struck him in the face after he was placed in handcuffs, even where plaintiff had pled guilty to kicking the officer while handcuffed); Sallenger v. Oakes, 473 F.3d 731, 740 (7th Cir. 2007) (citing the repeated use of closed- fist blows “after [the subject] was handcuffed” as one factor in rejecting claim of qualified immunity for excessive force) (emphasis added); Champion v. Outlook Nashville, Inc., 380 F.3d 893, 902 (6th Cir. 2004) (noting circuit had continually “held that various types of force applied after the subduing of a suspect are unreasonable and a violation of a clearly established right”); Frazell v. Flanigan, 102 F.3d 877, 884 (7th Cir. 1996) overruled on other grounds by McNair v. Coffey, 279 F.3d 463 (7th Cir. 2002); Lewis v. Downs, 774 F.2d 711,714-⁠15 (6th Cir. 1985) (holding that force used before handcuffing was appropriate, but force used after handcuffing was “excessive”) overruled on other grounds, Graham, 490 U.S. at 394; Phelps v. Coy, 164 F. Supp. 2d 961, 973 (S.D. Ohio 2000) (denying summary judgment on qualified immunity grounds in excessive force case for tackling handcuffed prisoner perceived to be kicking at fellow officer); Zempel v. Cygan, 916 F.Supp. 889, 896 (E.D. Wisc. 1996) (holding summary judgment on qualified immunity grounds was inappropriate where plaintiff claimed he had been beaten while handcuffed by police officers); Kerr v. Valle, 903 F. Supp. 595, 599 (S.D.N.Y. 1995) (allegation that officers beat man after he was handcuffed defeated summary judgment on qualified immunity grounds); Martin v. Luckett, 07 C 2800, 2011 WL 1231024, at *6 (N.D. Ill. Mar. 30, 2011) (holding that “after restraining Plaintiff with</w:t>
       </w:r>
     </w:p>
   </w:footnote>
@@ -8620,25 +8358,7 @@
         <w:t xml:space="preserve"> </w:t>
       </w:r>
       <w:r>
-        <w:t xml:space="preserve">Pigram ex rel. Pigram v. Chaudoin, 199 Fed. Appx. 509, 513</w:t>
-      </w:r>
-      <w:r>
-        <w:noBreakHyphen/>
-      </w:r>
-      <w:r>
-        <w:t xml:space="preserve">14 (6th Cir. 2006) (alleged slapping of handcuffed juvenile precluded summary judgment on excessive force claim, even where police officer alleged he was “bucking” and pulling away); Bultema v. Benzie County, 146 Fed. Appx. 28, 37</w:t>
-      </w:r>
-      <w:r>
-        <w:noBreakHyphen/>
-      </w:r>
-      <w:r>
-        <w:t xml:space="preserve">38 (6th Cir. 2005) (no qualified immunity where officers pepper-sprayed “struggling” suspect in handcuffs); id. at 35 (collecting cases on excessive force against handcuffed subjects); Headwaters Forest Defense v. County of Humboldt, 276 F.3d 1125, 1131 (9th Cir. 2002) (rejecting qualified immunity defense where restrained protesters were sprayed with pepper spray); Mayard v. Hopwood, 105 F.3d 1226, 1228 (8th Cir. 1997); see also Jimenez v. City of Costa Mesa, 174 Fed. Appx. 399, 403 (9th Cir. 2006) (contrasting case at bar, where arrestee was punched before being handcuffed and excessive force was not found, with another published case where arrestee was punched after being handcuffed and excessive force was found); Stone v. Watkins, 1:04-CV</w:t>
-      </w:r>
-      <w:r>
-        <w:noBreakHyphen/>
-      </w:r>
-      <w:r>
-        <w:t xml:space="preserve">259, 2005 WL 3088352 (E.D. Tenn. Nov. 15, 2005) (“A specific case is not necessary for an officer to know that excessive force has been used when a deputy sics a canine on a defendant who has fully surrendered or on a handcuffed defendant who has fully surrendered and is completely under control.”).</w:t>
+        <w:t xml:space="preserve">Pigram ex rel. Pigram v. Chaudoin, 199 Fed. Appx. 509, 513-⁠14 (6th Cir. 2006) (alleged slapping of handcuffed juvenile precluded summary judgment on excessive force claim, even where police officer alleged he was “bucking” and pulling away); Bultema v. Benzie County, 146 Fed. Appx. 28, 37-⁠38 (6th Cir. 2005) (no qualified immunity where officers pepper-sprayed “struggling” suspect in handcuffs); id. at 35 (collecting cases on excessive force against handcuffed subjects); Headwaters Forest Defense v. County of Humboldt, 276 F.3d 1125, 1131 (9th Cir. 2002) (rejecting qualified immunity defense where restrained protesters were sprayed with pepper spray); Mayard v. Hopwood, 105 F.3d 1226, 1228 (8th Cir. 1997); see also Jimenez v. City of Costa Mesa, 174 Fed. Appx. 399, 403 (9th Cir. 2006) (contrasting case at bar, where arrestee was punched before being handcuffed and excessive force was not found, with another published case where arrestee was punched after being handcuffed and excessive force was found); Stone v. Watkins, 1:04-CV-⁠259, 2005 WL 3088352 (E.D. Tenn. Nov. 15, 2005) (“A specific case is not necessary for an officer to know that excessive force has been used when a deputy sics a canine on a defendant who has fully surrendered or on a handcuffed defendant who has fully surrendered and is completely under control.”).</w:t>
       </w:r>
     </w:p>
   </w:footnote>
@@ -8695,13 +8415,7 @@
         <w:t xml:space="preserve"> </w:t>
       </w:r>
       <w:r>
-        <w:t xml:space="preserve">Willenbring v. City of Breezy Point, CIV. 08</w:t>
-      </w:r>
-      <w:r>
-        <w:noBreakHyphen/>
-      </w:r>
-      <w:r>
-        <w:t xml:space="preserve">4760, 2010 WL 3724361, at *6 (D. Minn. Sept. 16, 2010) (holding reasonable officer would have notice from the nature of the facts that “repeated use of his taser was gratuitous and unlawful, especially once his suspect was fully restrained”).</w:t>
+        <w:t xml:space="preserve">Willenbring v. City of Breezy Point, CIV. 08-⁠4760, 2010 WL 3724361, at *6 (D. Minn. Sept. 16, 2010) (holding reasonable officer would have notice from the nature of the facts that “repeated use of his taser was gratuitous and unlawful, especially once his suspect was fully restrained”).</w:t>
       </w:r>
     </w:p>
   </w:footnote>
@@ -8758,13 +8472,7 @@
         <w:t xml:space="preserve"> </w:t>
       </w:r>
       <w:r>
-        <w:t xml:space="preserve">Kijowski v. City of Niles, 372 Fed. App’x 595, 600 (6th Cir. 2010) (holding that plaintiff’s account of a near instantaneous second tasing precluded any possibility of intervening resistance and that qualified immunity could not raised as a defense); Towsley v. Frank, 5:09-CV</w:t>
-      </w:r>
-      <w:r>
-        <w:noBreakHyphen/>
-      </w:r>
-      <w:r>
-        <w:t xml:space="preserve">23, 2010 WL 5394837, at *10-*12 (D. Vt. Dec. 28, 2010) (two- second window between first, constitutional tasing and second tasing gave rise, among other factors, to issue of law and fact preventing summary judgment and precluding finding of qualified immunity, even in the absence of similar case law); Beaver, 507 F. Supp. 2d at 1145 (“[T]he period between the second and third tasing was only two seconds. During such a brief time period, it is difficult to see how Mr. Beaver even had the opportunity to comply with Officer Laird’s commands.”).</w:t>
+        <w:t xml:space="preserve">Kijowski v. City of Niles, 372 Fed. App’x 595, 600 (6th Cir. 2010) (holding that plaintiff’s account of a near instantaneous second tasing precluded any possibility of intervening resistance and that qualified immunity could not raised as a defense); Towsley v. Frank, 5:09-CV-⁠23, 2010 WL 5394837, at *10-*12 (D. Vt. Dec. 28, 2010) (two- second window between first, constitutional tasing and second tasing gave rise, among other factors, to issue of law and fact preventing summary judgment and precluding finding of qualified immunity, even in the absence of similar case law); Beaver, 507 F. Supp. 2d at 1145 (“[T]he period between the second and third tasing was only two seconds. During such a brief time period, it is difficult to see how Mr. Beaver even had the opportunity to comply with Officer Laird’s commands.”).</w:t>
       </w:r>
     </w:p>
   </w:footnote>
@@ -8802,25 +8510,7 @@
         <w:t xml:space="preserve"> </w:t>
       </w:r>
       <w:r>
-        <w:t xml:space="preserve">“The Court finds that both common sense and decency dictate that the continued application of physical force on a disoriented and unresisting subject, who has been subdued, handcuffed, and placed in a police car, without providing him adequate time to comply is clearly a violation of the suspect’s right to be free from excessive force.” Austin v. Redford Twp. Police Dept., 859 F. Supp. 2d 883, 890</w:t>
-      </w:r>
-      <w:r>
-        <w:noBreakHyphen/>
-      </w:r>
-      <w:r>
-        <w:t xml:space="preserve">91 (E.D. Mich. 2011) aff’d, 690 F.3d 490 (6th Cir. 2012); see also McCaig v. Raber, 1:10-CV</w:t>
-      </w:r>
-      <w:r>
-        <w:noBreakHyphen/>
-      </w:r>
-      <w:r>
-        <w:t xml:space="preserve">1298, 2012 WL 1032699 (W.D. Mich. Mar. 27, 2012) aff’d, 12</w:t>
-      </w:r>
-      <w:r>
-        <w:noBreakHyphen/>
-      </w:r>
-      <w:r>
-        <w:t xml:space="preserve">1393, 2013 WL 628420 (6th Cir. Feb. 21, 2013) (“If Defendant did not give Plaintiff ample opportunity or ability to comply with his verbal command prior to engaging in the takedown maneuver, his actions could be viewed as objectively unreasonable.”); id. (collecting similar cases).</w:t>
+        <w:t xml:space="preserve">“The Court finds that both common sense and decency dictate that the continued application of physical force on a disoriented and unresisting subject, who has been subdued, handcuffed, and placed in a police car, without providing him adequate time to comply is clearly a violation of the suspect’s right to be free from excessive force.” Austin v. Redford Twp. Police Dept., 859 F. Supp. 2d 883, 890-⁠91 (E.D. Mich. 2011) aff’d, 690 F.3d 490 (6th Cir. 2012); see also McCaig v. Raber, 1:10-CV-⁠1298, 2012 WL 1032699 (W.D. Mich. Mar. 27, 2012) aff’d, 12-⁠1393, 2013 WL 628420 (6th Cir. Feb. 21, 2013) (“If Defendant did not give Plaintiff ample opportunity or ability to comply with his verbal command prior to engaging in the takedown maneuver, his actions could be viewed as objectively unreasonable.”); id. (collecting similar cases).</w:t>
       </w:r>
     </w:p>
   </w:footnote>
@@ -8877,13 +8567,7 @@
         <w:t xml:space="preserve"> </w:t>
       </w:r>
       <w:r>
-        <w:t xml:space="preserve">King v. Taylor, 694 F.3d 650, 663 (6th Cir. 2012) cert. denied, 12</w:t>
-      </w:r>
-      <w:r>
-        <w:noBreakHyphen/>
-      </w:r>
-      <w:r>
-        <w:t xml:space="preserve">886, 2013 WL 210700 (U.S. Feb. 25, 2013); Gulley v. Elizabeth City Police Dept., 340 F. App’x 108, 110 (3d Cir. 2009); Lloyd v. Van Tassell, 318 F. App’x 755, 759 (11th Cir. 2009);</w:t>
+        <w:t xml:space="preserve">King v. Taylor, 694 F.3d 650, 663 (6th Cir. 2012) cert. denied, 12-⁠886, 2013 WL 210700 (U.S. Feb. 25, 2013); Gulley v. Elizabeth City Police Dept., 340 F. App’x 108, 110 (3d Cir. 2009); Lloyd v. Van Tassell, 318 F. App’x 755, 759 (11th Cir. 2009);</w:t>
       </w:r>
     </w:p>
   </w:footnote>
@@ -9664,7 +9348,7 @@
     <w:qFormat/>
     <w:pPr>
       <w:keepLines/>
-      <w:spacing w:before="0" w:after="140" w:line="299" w:lineRule="exact"/>
+      <w:spacing w:before="23" w:after="140" w:line="299" w:lineRule="exact"/>
     </w:pPr>
     <w:rPr>
       <w:sz w:val="26"/>
